--- a/templates/fit_and_functions_template.docx
+++ b/templates/fit_and_functions_template.docx
@@ -264,7 +264,16 @@
                 <w:sz w:val="24"/>
                 <w:szCs w:val="24"/>
               </w:rPr>
-              <w:t>F-F #</w:t>
+              <w:t>F-F</w:t>
+            </w:r>
+            <w:r>
+              <w:rPr>
+                <w:b/>
+                <w:bCs/>
+                <w:sz w:val="24"/>
+                <w:szCs w:val="24"/>
+              </w:rPr>
+              <w:t>:</w:t>
             </w:r>
           </w:p>
         </w:tc>
